--- a/arbeitsblaetter/A7_Bilder_in_Word.docx
+++ b/arbeitsblaetter/A7_Bilder_in_Word.docx
@@ -732,6 +732,73 @@
               <w:bottom w:w="75" w:type="dxa"/>
               <w:end w:w="130" w:type="dxa"/>
             </w:tcMar>
+            <w:shd w:fill="F8F3EA"/>
+          </w:tcPr>
+          <w:p>
+            <w:pPr>
+              <w:spacing w:after="0"/>
+              <w:jc w:val="center"/>
+            </w:pPr>
+            <w:r>
+              <w:rPr>
+                <w:rFonts w:ascii="Arial" w:hAnsi="Arial" w:eastAsia="Arial"/>
+                <w:b/>
+                <w:color w:val="17324D"/>
+                <w:sz w:val="18"/>
+              </w:rPr>
+              <w:t>PLUS</w:t>
+            </w:r>
+          </w:p>
+        </w:tc>
+        <w:tc>
+          <w:tcPr>
+            <w:tcW w:type="dxa" w:w="8003"/>
+            <w:vAlign w:val="center"/>
+            <w:tcMar>
+              <w:top w:w="75" w:type="dxa"/>
+              <w:start w:w="190" w:type="dxa"/>
+              <w:bottom w:w="75" w:type="dxa"/>
+              <w:end w:w="190" w:type="dxa"/>
+            </w:tcMar>
+            <w:shd w:fill="F8F3EA"/>
+          </w:tcPr>
+          <w:p>
+            <w:r>
+              <w:rPr>
+                <w:rFonts w:ascii="Arial" w:hAnsi="Arial" w:eastAsia="Arial"/>
+                <w:color w:val="172A3A"/>
+                <w:sz w:val="19"/>
+              </w:rPr>
+              <w:t>PLUS (freiwillig): Rechtsklick auf das Bild → Alternativtext anzeigen/bearbeiten. Beschreibe das Bild kurz: «Illustration eines Schulhauses mit Fenstern und Eingang». Erst die Hauptaufgabe fertigstellen.</w:t>
+            </w:r>
+          </w:p>
+        </w:tc>
+      </w:tr>
+    </w:tbl>
+    <w:tbl>
+      <w:tblPr>
+        <w:tblW w:type="auto" w:w="0"/>
+        <w:tblLayout w:type="fixed"/>
+        <w:tblLook w:firstColumn="1" w:firstRow="1" w:lastColumn="0" w:lastRow="0" w:noHBand="0" w:noVBand="1" w:val="04A0"/>
+      </w:tblPr>
+      <w:tblGrid>
+        <w:gridCol w:w="1828"/>
+        <w:gridCol w:w="8003"/>
+      </w:tblGrid>
+      <w:tr>
+        <w:trPr>
+          <w:cantSplit/>
+        </w:trPr>
+        <w:tc>
+          <w:tcPr>
+            <w:tcW w:type="dxa" w:w="1828"/>
+            <w:vAlign w:val="center"/>
+            <w:tcMar>
+              <w:top w:w="75" w:type="dxa"/>
+              <w:start w:w="130" w:type="dxa"/>
+              <w:bottom w:w="75" w:type="dxa"/>
+              <w:end w:w="130" w:type="dxa"/>
+            </w:tcMar>
             <w:shd w:fill="EAF4F3"/>
           </w:tcPr>
           <w:p>

--- a/arbeitsblaetter/A7_Bilder_in_Word.docx
+++ b/arbeitsblaetter/A7_Bilder_in_Word.docx
@@ -769,7 +769,7 @@
                 <w:color w:val="172A3A"/>
                 <w:sz w:val="19"/>
               </w:rPr>
-              <w:t>PLUS (freiwillig): Rechtsklick auf das Bild → Alternativtext anzeigen/bearbeiten. Beschreibe das Bild kurz: «Illustration eines Schulhauses mit Fenstern und Eingang». Erst die Hauptaufgabe fertigstellen.</w:t>
+              <w:t>Freiwillig: Rechtsklick auf das Bild → Alternativtext anzeigen/bearbeiten. Beschreibe das Bild kurz: «Illustration eines Schulhauses mit Fenstern und Eingang». Erst die Hauptaufgabe fertigstellen.</w:t>
             </w:r>
           </w:p>
         </w:tc>

--- a/arbeitsblaetter/A7_Bilder_in_Word.docx
+++ b/arbeitsblaetter/A7_Bilder_in_Word.docx
@@ -769,7 +769,7 @@
                 <w:color w:val="172A3A"/>
                 <w:sz w:val="19"/>
               </w:rPr>
-              <w:t>Freiwillig: Rechtsklick auf das Bild → Alternativtext anzeigen/bearbeiten. Beschreibe das Bild kurz: «Illustration eines Schulhauses mit Fenstern und Eingang». Erst die Hauptaufgabe fertigstellen.</w:t>
+              <w:t>Freiwillig: Gibt das Bild neue Informationen? Nur Schmuck: Rechtsklick → Alternativtext → «Als dekorativ kennzeichnen». Informativ: die zusätzliche Information kurz beschreiben. Erst die Hauptaufgabe lösen.</w:t>
             </w:r>
           </w:p>
         </w:tc>
